--- a/rapports/2026-06-06/EQ10/EQ10_sup_v2/DR_081203020002/98-77-49-35.docx
+++ b/rapports/2026-06-06/EQ10/EQ10_sup_v2/DR_081203020002/98-77-49-35.docx
@@ -297,7 +297,7 @@
           <w:color w:val="1F6FEB"/>
           <w:sz w:val="22"/>
         </w:rPr>
-        <w:t>⚠ INCOHÉRENCES À CORRIGER (64)</w:t>
+        <w:t>⚠ INCOHÉRENCES À CORRIGER (56)</w:t>
       </w:r>
     </w:p>
     <w:tbl>
@@ -518,7 +518,7 @@
                 <w:i w:val="0"/>
                 <w:sz w:val="16"/>
               </w:rPr>
-              <w:t>S02</w:t>
+              <w:t>S07</w:t>
               <w:br/>
             </w:r>
             <w:r>
@@ -528,7 +528,7 @@
                 <w:color w:val="64748B"/>
                 <w:sz w:val="14"/>
               </w:rPr>
-              <w:t>Éducation</w:t>
+              <w:t>Consommation alimentaire</w:t>
             </w:r>
           </w:p>
         </w:tc>
@@ -544,7 +544,7 @@
                 <w:color w:val="16A34A"/>
                 <w:sz w:val="16"/>
               </w:rPr>
-              <w:t>—</w:t>
+              <w:t>s00q27, s01q03a, s01q03b, s01q03c, s02q04, s03q14, s04q15, s04q16</w:t>
             </w:r>
           </w:p>
         </w:tc>
@@ -575,7 +575,7 @@
                 <w:i w:val="0"/>
                 <w:sz w:val="17"/>
               </w:rPr>
-              <w:t>Incohérence!!! seulement les écoles privées paient les frais de scolarité (y compris les frais d'inscription).</w:t>
+              <w:t>Incohérence!! Dans ce ménage, chaque individus consomme par jour .8571428 Kg  de cereale; Prière de vérifier les quantités prises des produits cérealiers (de Riz local Gambiaka à Autres semoules de céréales) auprès du ménage ou confirmer avec le QG.</w:t>
             </w:r>
           </w:p>
         </w:tc>
@@ -608,7 +608,7 @@
                 <w:i w:val="0"/>
                 <w:sz w:val="16"/>
               </w:rPr>
-              <w:t>S07</w:t>
+              <w:t>S11</w:t>
               <w:br/>
             </w:r>
             <w:r>
@@ -618,7 +618,7 @@
                 <w:color w:val="64748B"/>
                 <w:sz w:val="14"/>
               </w:rPr>
-              <w:t>Consommation alimentaire</w:t>
+              <w:t>Logement / cadre de vie</w:t>
             </w:r>
           </w:p>
         </w:tc>
@@ -634,7 +634,7 @@
                 <w:color w:val="16A34A"/>
                 <w:sz w:val="16"/>
               </w:rPr>
-              <w:t>s00q27, s01q03a, s01q03b, s01q03c, s02q04, s03q14, s04q15, s04q16</w:t>
+              <w:t>—</w:t>
             </w:r>
           </w:p>
         </w:tc>
@@ -665,7 +665,7 @@
                 <w:i w:val="0"/>
                 <w:sz w:val="17"/>
               </w:rPr>
-              <w:t>Incohérence!! Dans ce ménage, chaque individus consomme par jour .8571428 Kg  de cereale; Prière de vérifier les quantités prises des produits cérealiers (de Riz local Gambiaka à Autres semoules de céréales) auprès du ménage ou confirmer avec le QG.</w:t>
+              <w:t>Incoherent!!! Le nombre de pièces occupés (8) est superieur aux nombres de personnes vivant dans le ménage.</w:t>
             </w:r>
           </w:p>
         </w:tc>
@@ -755,7 +755,7 @@
                 <w:i w:val="0"/>
                 <w:sz w:val="17"/>
               </w:rPr>
-              <w:t>Incoherent!!! Le nombre de pièces occupés (8) est superieur aux nombres de personnes vivant dans le ménage.</w:t>
+              <w:t>Prière de corriger cette incohérence.</w:t>
             </w:r>
           </w:p>
         </w:tc>
@@ -770,10 +770,10 @@
               <w:rPr>
                 <w:b/>
                 <w:i w:val="0"/>
-                <w:color w:val="DC2626"/>
+                <w:color w:val="EA580C"/>
                 <w:sz w:val="16"/>
               </w:rPr>
-              <w:t>Haute</w:t>
+              <w:t>Moyenne</w:t>
             </w:r>
           </w:p>
         </w:tc>
@@ -788,7 +788,7 @@
                 <w:i w:val="0"/>
                 <w:sz w:val="16"/>
               </w:rPr>
-              <w:t>S11</w:t>
+              <w:t>S00</w:t>
               <w:br/>
             </w:r>
             <w:r>
@@ -798,7 +798,7 @@
                 <w:color w:val="64748B"/>
                 <w:sz w:val="14"/>
               </w:rPr>
-              <w:t>Logement / cadre de vie</w:t>
+              <w:t>Identification</w:t>
             </w:r>
           </w:p>
         </w:tc>
@@ -814,7 +814,7 @@
                 <w:color w:val="16A34A"/>
                 <w:sz w:val="16"/>
               </w:rPr>
-              <w:t>—</w:t>
+              <w:t>s00q27</w:t>
             </w:r>
           </w:p>
         </w:tc>
@@ -845,7 +845,7 @@
                 <w:i w:val="0"/>
                 <w:sz w:val="17"/>
               </w:rPr>
-              <w:t>Prière de corriger cette incohérence.</w:t>
+              <w:t>Le questionnaire semble ne pas être complètement fini mais le questionnaire est en statut complet, prière de compléter le questionnaire.</w:t>
             </w:r>
           </w:p>
         </w:tc>
@@ -904,7 +904,7 @@
                 <w:color w:val="16A34A"/>
                 <w:sz w:val="16"/>
               </w:rPr>
-              <w:t>s00q27</w:t>
+              <w:t>—</w:t>
             </w:r>
           </w:p>
         </w:tc>
@@ -935,7 +935,7 @@
                 <w:i w:val="0"/>
                 <w:sz w:val="17"/>
               </w:rPr>
-              <w:t>Le questionnaire semble ne pas être complètement fini mais le questionnaire est en statut complet, prière de compléter le questionnaire.</w:t>
+              <w:t>L'adresse ou la localisation du ménage doit être bien renseignée, ne doit pas contenir des numéros de téléphone et elle semble courte pour être une adresse.</w:t>
             </w:r>
           </w:p>
         </w:tc>
@@ -1025,7 +1025,7 @@
                 <w:i w:val="0"/>
                 <w:sz w:val="17"/>
               </w:rPr>
-              <w:t>L'adresse ou la localisation du ménage doit être bien renseignée, ne doit pas contenir des numéros de téléphone et elle semble courte pour être une adresse.</w:t>
+              <w:t>Prière de renseigner la bonne adresse.</w:t>
             </w:r>
           </w:p>
         </w:tc>
@@ -1058,7 +1058,7 @@
                 <w:i w:val="0"/>
                 <w:sz w:val="16"/>
               </w:rPr>
-              <w:t>S00</w:t>
+              <w:t>S01</w:t>
               <w:br/>
             </w:r>
             <w:r>
@@ -1068,7 +1068,7 @@
                 <w:color w:val="64748B"/>
                 <w:sz w:val="14"/>
               </w:rPr>
-              <w:t>Identification</w:t>
+              <w:t>Démographie</w:t>
             </w:r>
           </w:p>
         </w:tc>
@@ -1084,7 +1084,7 @@
                 <w:color w:val="16A34A"/>
                 <w:sz w:val="16"/>
               </w:rPr>
-              <w:t>—</w:t>
+              <w:t>s01q10_1</w:t>
             </w:r>
           </w:p>
         </w:tc>
@@ -1115,727 +1115,7 @@
                 <w:i w:val="0"/>
                 <w:sz w:val="17"/>
               </w:rPr>
-              <w:t>Prière de renseigner la bonne adresse.</w:t>
-            </w:r>
-          </w:p>
-        </w:tc>
-      </w:tr>
-      <w:tr>
-        <w:tc>
-          <w:tcPr>
-            <w:tcW w:type="dxa" w:w="964"/>
-          </w:tcPr>
-          <w:p>
-            <w:r>
-              <w:rPr>
-                <w:b/>
-                <w:i w:val="0"/>
-                <w:color w:val="EA580C"/>
-                <w:sz w:val="16"/>
-              </w:rPr>
-              <w:t>Moyenne</w:t>
-            </w:r>
-          </w:p>
-        </w:tc>
-        <w:tc>
-          <w:tcPr>
-            <w:tcW w:type="dxa" w:w="1247"/>
-          </w:tcPr>
-          <w:p>
-            <w:r>
-              <w:rPr>
-                <w:b/>
-                <w:i w:val="0"/>
-                <w:sz w:val="16"/>
-              </w:rPr>
-              <w:t>S01</w:t>
-              <w:br/>
-            </w:r>
-            <w:r>
-              <w:rPr>
-                <w:b w:val="0"/>
-                <w:i w:val="0"/>
-                <w:color w:val="64748B"/>
-                <w:sz w:val="14"/>
-              </w:rPr>
-              <w:t>Démographie</w:t>
-            </w:r>
-          </w:p>
-        </w:tc>
-        <w:tc>
-          <w:tcPr>
-            <w:tcW w:type="dxa" w:w="1531"/>
-          </w:tcPr>
-          <w:p>
-            <w:r>
-              <w:rPr>
-                <w:b/>
-                <w:i w:val="0"/>
-                <w:color w:val="16A34A"/>
-                <w:sz w:val="16"/>
-              </w:rPr>
-              <w:t>s00q27, s01q03a, s01q03b, s01q03c, s01q00b</w:t>
-            </w:r>
-          </w:p>
-        </w:tc>
-        <w:tc>
-          <w:tcPr>
-            <w:tcW w:type="dxa" w:w="1191"/>
-          </w:tcPr>
-          <w:p>
-            <w:r>
-              <w:rPr>
-                <w:b w:val="0"/>
-                <w:i w:val="0"/>
-                <w:color w:val="64748B"/>
-                <w:sz w:val="16"/>
-              </w:rPr>
-              <w:t>GT-CQ</w:t>
-            </w:r>
-          </w:p>
-        </w:tc>
-        <w:tc>
-          <w:tcPr>
-            <w:tcW w:type="dxa" w:w="4706"/>
-          </w:tcPr>
-          <w:p>
-            <w:r>
-              <w:rPr>
-                <w:b w:val="0"/>
-                <w:i w:val="0"/>
-                <w:sz w:val="17"/>
-              </w:rPr>
-              <w:t>Les informations sur l'acte de naissance (ni Jours, ni mois et ni années) de  aminta fall  manquent, s'il vous plait pouvez-vous fournir d'effort pour avoir ces informations.</w:t>
-            </w:r>
-          </w:p>
-        </w:tc>
-      </w:tr>
-      <w:tr>
-        <w:tc>
-          <w:tcPr>
-            <w:tcW w:type="dxa" w:w="964"/>
-          </w:tcPr>
-          <w:p>
-            <w:r>
-              <w:rPr>
-                <w:b/>
-                <w:i w:val="0"/>
-                <w:color w:val="EA580C"/>
-                <w:sz w:val="16"/>
-              </w:rPr>
-              <w:t>Moyenne</w:t>
-            </w:r>
-          </w:p>
-        </w:tc>
-        <w:tc>
-          <w:tcPr>
-            <w:tcW w:type="dxa" w:w="1247"/>
-          </w:tcPr>
-          <w:p>
-            <w:r>
-              <w:rPr>
-                <w:b/>
-                <w:i w:val="0"/>
-                <w:sz w:val="16"/>
-              </w:rPr>
-              <w:t>S01</w:t>
-              <w:br/>
-            </w:r>
-            <w:r>
-              <w:rPr>
-                <w:b w:val="0"/>
-                <w:i w:val="0"/>
-                <w:color w:val="64748B"/>
-                <w:sz w:val="14"/>
-              </w:rPr>
-              <w:t>Démographie</w:t>
-            </w:r>
-          </w:p>
-        </w:tc>
-        <w:tc>
-          <w:tcPr>
-            <w:tcW w:type="dxa" w:w="1531"/>
-          </w:tcPr>
-          <w:p>
-            <w:r>
-              <w:rPr>
-                <w:b/>
-                <w:i w:val="0"/>
-                <w:color w:val="16A34A"/>
-                <w:sz w:val="16"/>
-              </w:rPr>
-              <w:t>s00q27, s01q03a, s01q03b, s01q03c, s01q00b</w:t>
-            </w:r>
-          </w:p>
-        </w:tc>
-        <w:tc>
-          <w:tcPr>
-            <w:tcW w:type="dxa" w:w="1191"/>
-          </w:tcPr>
-          <w:p>
-            <w:r>
-              <w:rPr>
-                <w:b w:val="0"/>
-                <w:i w:val="0"/>
-                <w:color w:val="64748B"/>
-                <w:sz w:val="16"/>
-              </w:rPr>
-              <w:t>GT-CQ</w:t>
-            </w:r>
-          </w:p>
-        </w:tc>
-        <w:tc>
-          <w:tcPr>
-            <w:tcW w:type="dxa" w:w="4706"/>
-          </w:tcPr>
-          <w:p>
-            <w:r>
-              <w:rPr>
-                <w:b w:val="0"/>
-                <w:i w:val="0"/>
-                <w:sz w:val="17"/>
-              </w:rPr>
-              <w:t>Les informations sur l'acte de naissance (ni Jours, ni mois et ni années) de  diao niang  manquent, s'il vous plait pouvez-vous fournir d'effort pour avoir ces informations.</w:t>
-            </w:r>
-          </w:p>
-        </w:tc>
-      </w:tr>
-      <w:tr>
-        <w:tc>
-          <w:tcPr>
-            <w:tcW w:type="dxa" w:w="964"/>
-          </w:tcPr>
-          <w:p>
-            <w:r>
-              <w:rPr>
-                <w:b/>
-                <w:i w:val="0"/>
-                <w:color w:val="EA580C"/>
-                <w:sz w:val="16"/>
-              </w:rPr>
-              <w:t>Moyenne</w:t>
-            </w:r>
-          </w:p>
-        </w:tc>
-        <w:tc>
-          <w:tcPr>
-            <w:tcW w:type="dxa" w:w="1247"/>
-          </w:tcPr>
-          <w:p>
-            <w:r>
-              <w:rPr>
-                <w:b/>
-                <w:i w:val="0"/>
-                <w:sz w:val="16"/>
-              </w:rPr>
-              <w:t>S01</w:t>
-              <w:br/>
-            </w:r>
-            <w:r>
-              <w:rPr>
-                <w:b w:val="0"/>
-                <w:i w:val="0"/>
-                <w:color w:val="64748B"/>
-                <w:sz w:val="14"/>
-              </w:rPr>
-              <w:t>Démographie</w:t>
-            </w:r>
-          </w:p>
-        </w:tc>
-        <w:tc>
-          <w:tcPr>
-            <w:tcW w:type="dxa" w:w="1531"/>
-          </w:tcPr>
-          <w:p>
-            <w:r>
-              <w:rPr>
-                <w:b/>
-                <w:i w:val="0"/>
-                <w:color w:val="16A34A"/>
-                <w:sz w:val="16"/>
-              </w:rPr>
-              <w:t>s00q27, s01q03a, s01q03b, s01q03c, s01q00b</w:t>
-            </w:r>
-          </w:p>
-        </w:tc>
-        <w:tc>
-          <w:tcPr>
-            <w:tcW w:type="dxa" w:w="1191"/>
-          </w:tcPr>
-          <w:p>
-            <w:r>
-              <w:rPr>
-                <w:b w:val="0"/>
-                <w:i w:val="0"/>
-                <w:color w:val="64748B"/>
-                <w:sz w:val="16"/>
-              </w:rPr>
-              <w:t>GT-CQ</w:t>
-            </w:r>
-          </w:p>
-        </w:tc>
-        <w:tc>
-          <w:tcPr>
-            <w:tcW w:type="dxa" w:w="4706"/>
-          </w:tcPr>
-          <w:p>
-            <w:r>
-              <w:rPr>
-                <w:b w:val="0"/>
-                <w:i w:val="0"/>
-                <w:sz w:val="17"/>
-              </w:rPr>
-              <w:t>Les informations sur l'acte de naissance (ni Jours, ni mois et ni années) de  faty seck  manquent, s'il vous plait pouvez-vous fournir d'effort pour avoir ces informations.</w:t>
-            </w:r>
-          </w:p>
-        </w:tc>
-      </w:tr>
-      <w:tr>
-        <w:tc>
-          <w:tcPr>
-            <w:tcW w:type="dxa" w:w="964"/>
-          </w:tcPr>
-          <w:p>
-            <w:r>
-              <w:rPr>
-                <w:b/>
-                <w:i w:val="0"/>
-                <w:color w:val="EA580C"/>
-                <w:sz w:val="16"/>
-              </w:rPr>
-              <w:t>Moyenne</w:t>
-            </w:r>
-          </w:p>
-        </w:tc>
-        <w:tc>
-          <w:tcPr>
-            <w:tcW w:type="dxa" w:w="1247"/>
-          </w:tcPr>
-          <w:p>
-            <w:r>
-              <w:rPr>
-                <w:b/>
-                <w:i w:val="0"/>
-                <w:sz w:val="16"/>
-              </w:rPr>
-              <w:t>S01</w:t>
-              <w:br/>
-            </w:r>
-            <w:r>
-              <w:rPr>
-                <w:b w:val="0"/>
-                <w:i w:val="0"/>
-                <w:color w:val="64748B"/>
-                <w:sz w:val="14"/>
-              </w:rPr>
-              <w:t>Démographie</w:t>
-            </w:r>
-          </w:p>
-        </w:tc>
-        <w:tc>
-          <w:tcPr>
-            <w:tcW w:type="dxa" w:w="1531"/>
-          </w:tcPr>
-          <w:p>
-            <w:r>
-              <w:rPr>
-                <w:b/>
-                <w:i w:val="0"/>
-                <w:color w:val="16A34A"/>
-                <w:sz w:val="16"/>
-              </w:rPr>
-              <w:t>s00q27, s01q03a, s01q03b, s01q03c, s01q00b</w:t>
-            </w:r>
-          </w:p>
-        </w:tc>
-        <w:tc>
-          <w:tcPr>
-            <w:tcW w:type="dxa" w:w="1191"/>
-          </w:tcPr>
-          <w:p>
-            <w:r>
-              <w:rPr>
-                <w:b w:val="0"/>
-                <w:i w:val="0"/>
-                <w:color w:val="64748B"/>
-                <w:sz w:val="16"/>
-              </w:rPr>
-              <w:t>GT-CQ</w:t>
-            </w:r>
-          </w:p>
-        </w:tc>
-        <w:tc>
-          <w:tcPr>
-            <w:tcW w:type="dxa" w:w="4706"/>
-          </w:tcPr>
-          <w:p>
-            <w:r>
-              <w:rPr>
-                <w:b w:val="0"/>
-                <w:i w:val="0"/>
-                <w:sz w:val="17"/>
-              </w:rPr>
-              <w:t>Les informations sur l'acte de naissance (ni Jours, ni mois et ni années) de  pape niang  manquent, s'il vous plait pouvez-vous fournir d'effort pour avoir ces informations.</w:t>
-            </w:r>
-          </w:p>
-        </w:tc>
-      </w:tr>
-      <w:tr>
-        <w:tc>
-          <w:tcPr>
-            <w:tcW w:type="dxa" w:w="964"/>
-          </w:tcPr>
-          <w:p>
-            <w:r>
-              <w:rPr>
-                <w:b/>
-                <w:i w:val="0"/>
-                <w:color w:val="EA580C"/>
-                <w:sz w:val="16"/>
-              </w:rPr>
-              <w:t>Moyenne</w:t>
-            </w:r>
-          </w:p>
-        </w:tc>
-        <w:tc>
-          <w:tcPr>
-            <w:tcW w:type="dxa" w:w="1247"/>
-          </w:tcPr>
-          <w:p>
-            <w:r>
-              <w:rPr>
-                <w:b/>
-                <w:i w:val="0"/>
-                <w:sz w:val="16"/>
-              </w:rPr>
-              <w:t>S01</w:t>
-              <w:br/>
-            </w:r>
-            <w:r>
-              <w:rPr>
-                <w:b w:val="0"/>
-                <w:i w:val="0"/>
-                <w:color w:val="64748B"/>
-                <w:sz w:val="14"/>
-              </w:rPr>
-              <w:t>Démographie</w:t>
-            </w:r>
-          </w:p>
-        </w:tc>
-        <w:tc>
-          <w:tcPr>
-            <w:tcW w:type="dxa" w:w="1531"/>
-          </w:tcPr>
-          <w:p>
-            <w:r>
-              <w:rPr>
-                <w:b/>
-                <w:i w:val="0"/>
-                <w:color w:val="16A34A"/>
-                <w:sz w:val="16"/>
-              </w:rPr>
-              <w:t>s00q27, s01q03a, s01q03b, s01q03c, s01q00b</w:t>
-            </w:r>
-          </w:p>
-        </w:tc>
-        <w:tc>
-          <w:tcPr>
-            <w:tcW w:type="dxa" w:w="1191"/>
-          </w:tcPr>
-          <w:p>
-            <w:r>
-              <w:rPr>
-                <w:b w:val="0"/>
-                <w:i w:val="0"/>
-                <w:color w:val="64748B"/>
-                <w:sz w:val="16"/>
-              </w:rPr>
-              <w:t>GT-CQ</w:t>
-            </w:r>
-          </w:p>
-        </w:tc>
-        <w:tc>
-          <w:tcPr>
-            <w:tcW w:type="dxa" w:w="4706"/>
-          </w:tcPr>
-          <w:p>
-            <w:r>
-              <w:rPr>
-                <w:b w:val="0"/>
-                <w:i w:val="0"/>
-                <w:sz w:val="17"/>
-              </w:rPr>
-              <w:t>Les informations sur l'acte de naissance (ni Jours, ni mois et ni années) de  sarakh seck  manquent, s'il vous plait pouvez-vous fournir d'effort pour avoir ces informations.</w:t>
-            </w:r>
-          </w:p>
-        </w:tc>
-      </w:tr>
-      <w:tr>
-        <w:tc>
-          <w:tcPr>
-            <w:tcW w:type="dxa" w:w="964"/>
-          </w:tcPr>
-          <w:p>
-            <w:r>
-              <w:rPr>
-                <w:b/>
-                <w:i w:val="0"/>
-                <w:color w:val="EA580C"/>
-                <w:sz w:val="16"/>
-              </w:rPr>
-              <w:t>Moyenne</w:t>
-            </w:r>
-          </w:p>
-        </w:tc>
-        <w:tc>
-          <w:tcPr>
-            <w:tcW w:type="dxa" w:w="1247"/>
-          </w:tcPr>
-          <w:p>
-            <w:r>
-              <w:rPr>
-                <w:b/>
-                <w:i w:val="0"/>
-                <w:sz w:val="16"/>
-              </w:rPr>
-              <w:t>S01</w:t>
-              <w:br/>
-            </w:r>
-            <w:r>
-              <w:rPr>
-                <w:b w:val="0"/>
-                <w:i w:val="0"/>
-                <w:color w:val="64748B"/>
-                <w:sz w:val="14"/>
-              </w:rPr>
-              <w:t>Démographie</w:t>
-            </w:r>
-          </w:p>
-        </w:tc>
-        <w:tc>
-          <w:tcPr>
-            <w:tcW w:type="dxa" w:w="1531"/>
-          </w:tcPr>
-          <w:p>
-            <w:r>
-              <w:rPr>
-                <w:b/>
-                <w:i w:val="0"/>
-                <w:color w:val="16A34A"/>
-                <w:sz w:val="16"/>
-              </w:rPr>
-              <w:t>s01q10_1</w:t>
-            </w:r>
-          </w:p>
-        </w:tc>
-        <w:tc>
-          <w:tcPr>
-            <w:tcW w:type="dxa" w:w="1191"/>
-          </w:tcPr>
-          <w:p>
-            <w:r>
-              <w:rPr>
-                <w:b w:val="0"/>
-                <w:i w:val="0"/>
-                <w:color w:val="64748B"/>
-                <w:sz w:val="16"/>
-              </w:rPr>
-              <w:t>GT-CQ</w:t>
-            </w:r>
-          </w:p>
-        </w:tc>
-        <w:tc>
-          <w:tcPr>
-            <w:tcW w:type="dxa" w:w="4706"/>
-          </w:tcPr>
-          <w:p>
-            <w:r>
-              <w:rPr>
-                <w:b w:val="0"/>
-                <w:i w:val="0"/>
-                <w:sz w:val="17"/>
-              </w:rPr>
               <w:t>La taille du ménage lors de l'enquête principale (5) de ce ménage est inférieur à la taille du denombrement (8), prière de fournir des explications concrètes ou aller revisiter le ménage.</w:t>
-            </w:r>
-          </w:p>
-        </w:tc>
-      </w:tr>
-      <w:tr>
-        <w:tc>
-          <w:tcPr>
-            <w:tcW w:type="dxa" w:w="964"/>
-          </w:tcPr>
-          <w:p>
-            <w:r>
-              <w:rPr>
-                <w:b/>
-                <w:i w:val="0"/>
-                <w:color w:val="EA580C"/>
-                <w:sz w:val="16"/>
-              </w:rPr>
-              <w:t>Moyenne</w:t>
-            </w:r>
-          </w:p>
-        </w:tc>
-        <w:tc>
-          <w:tcPr>
-            <w:tcW w:type="dxa" w:w="1247"/>
-          </w:tcPr>
-          <w:p>
-            <w:r>
-              <w:rPr>
-                <w:b/>
-                <w:i w:val="0"/>
-                <w:sz w:val="16"/>
-              </w:rPr>
-              <w:t>S02</w:t>
-              <w:br/>
-            </w:r>
-            <w:r>
-              <w:rPr>
-                <w:b w:val="0"/>
-                <w:i w:val="0"/>
-                <w:color w:val="64748B"/>
-                <w:sz w:val="14"/>
-              </w:rPr>
-              <w:t>Éducation</w:t>
-            </w:r>
-          </w:p>
-        </w:tc>
-        <w:tc>
-          <w:tcPr>
-            <w:tcW w:type="dxa" w:w="1531"/>
-          </w:tcPr>
-          <w:p>
-            <w:r>
-              <w:rPr>
-                <w:b/>
-                <w:i w:val="0"/>
-                <w:color w:val="16A34A"/>
-                <w:sz w:val="16"/>
-              </w:rPr>
-              <w:t>—</w:t>
-            </w:r>
-          </w:p>
-        </w:tc>
-        <w:tc>
-          <w:tcPr>
-            <w:tcW w:type="dxa" w:w="1191"/>
-          </w:tcPr>
-          <w:p>
-            <w:r>
-              <w:rPr>
-                <w:b w:val="0"/>
-                <w:i w:val="0"/>
-                <w:color w:val="64748B"/>
-                <w:sz w:val="16"/>
-              </w:rPr>
-              <w:t>GT-CQ</w:t>
-            </w:r>
-          </w:p>
-        </w:tc>
-        <w:tc>
-          <w:tcPr>
-            <w:tcW w:type="dxa" w:w="4706"/>
-          </w:tcPr>
-          <w:p>
-            <w:r>
-              <w:rPr>
-                <w:b w:val="0"/>
-                <w:i w:val="0"/>
-                <w:sz w:val="17"/>
-              </w:rPr>
-              <w:t>veuillez, s'il vous plait, confirmer les frais de scolarité ( 2000 FCFA) payée de sarakh niang avec le QG ou apporter les corrections nécessaires.</w:t>
-            </w:r>
-          </w:p>
-        </w:tc>
-      </w:tr>
-      <w:tr>
-        <w:tc>
-          <w:tcPr>
-            <w:tcW w:type="dxa" w:w="964"/>
-          </w:tcPr>
-          <w:p>
-            <w:r>
-              <w:rPr>
-                <w:b/>
-                <w:i w:val="0"/>
-                <w:color w:val="EA580C"/>
-                <w:sz w:val="16"/>
-              </w:rPr>
-              <w:t>Moyenne</w:t>
-            </w:r>
-          </w:p>
-        </w:tc>
-        <w:tc>
-          <w:tcPr>
-            <w:tcW w:type="dxa" w:w="1247"/>
-          </w:tcPr>
-          <w:p>
-            <w:r>
-              <w:rPr>
-                <w:b/>
-                <w:i w:val="0"/>
-                <w:sz w:val="16"/>
-              </w:rPr>
-              <w:t>S02</w:t>
-              <w:br/>
-            </w:r>
-            <w:r>
-              <w:rPr>
-                <w:b w:val="0"/>
-                <w:i w:val="0"/>
-                <w:color w:val="64748B"/>
-                <w:sz w:val="14"/>
-              </w:rPr>
-              <w:t>Éducation</w:t>
-            </w:r>
-          </w:p>
-        </w:tc>
-        <w:tc>
-          <w:tcPr>
-            <w:tcW w:type="dxa" w:w="1531"/>
-          </w:tcPr>
-          <w:p>
-            <w:r>
-              <w:rPr>
-                <w:b/>
-                <w:i w:val="0"/>
-                <w:color w:val="16A34A"/>
-                <w:sz w:val="16"/>
-              </w:rPr>
-              <w:t>—</w:t>
-            </w:r>
-          </w:p>
-        </w:tc>
-        <w:tc>
-          <w:tcPr>
-            <w:tcW w:type="dxa" w:w="1191"/>
-          </w:tcPr>
-          <w:p>
-            <w:r>
-              <w:rPr>
-                <w:b w:val="0"/>
-                <w:i w:val="0"/>
-                <w:color w:val="64748B"/>
-                <w:sz w:val="16"/>
-              </w:rPr>
-              <w:t>GT-CQ</w:t>
-            </w:r>
-          </w:p>
-        </w:tc>
-        <w:tc>
-          <w:tcPr>
-            <w:tcW w:type="dxa" w:w="4706"/>
-          </w:tcPr>
-          <w:p>
-            <w:r>
-              <w:rPr>
-                <w:b w:val="0"/>
-                <w:i w:val="0"/>
-                <w:sz w:val="17"/>
-              </w:rPr>
-              <w:t>veuillez, s'il vous plait, confirmer les frais de scolarité ( 3000 FCFA) payée de pape niang avec le QG ou apporter les corrections nécessaires.</w:t>
             </w:r>
           </w:p>
         </w:tc>
